--- a/final-output/安大略省饮品市场研究_执行摘要.docx
+++ b/final-output/安大略省饮品市场研究_执行摘要.docx
@@ -80,27 +80,7 @@
         <w:spacing w:after="120"/>
       </w:pPr>
       <w:r>
-        <w:rPr>
-          <w:rFonts w:eastAsia="Arial"/>
-          <w:color w:val="1A1A2E"/>
-        </w:rPr>
-        <w:t>建议进入安大略省（GTA地区）现调茶饮市场。推荐以自有品牌、"原叶鲜</w:t>
-      </w:r>
-      <w:proofErr w:type="gramStart"/>
-      <w:r>
-        <w:rPr>
-          <w:rFonts w:eastAsia="Arial"/>
-          <w:color w:val="1A1A2E"/>
-        </w:rPr>
-        <w:t>萃</w:t>
-      </w:r>
-      <w:proofErr w:type="gramEnd"/>
-      <w:r>
-        <w:rPr>
-          <w:rFonts w:eastAsia="Arial"/>
-          <w:color w:val="1A1A2E"/>
-        </w:rPr>
-        <w:t>+健康功能性茶饮"为核心定位，在CAD $7.00–$8.50中高端价格带建立差异化，避开低价红海与高端品牌正面竞争。</w:t>
+        <w:t>建议进入安大略省（GTA地区）现调茶饮市场。推荐以引入国内品牌、"原叶鲜萃+健康功能性茶饮"为核心定位，在CAD $7.00–$8.50中高端价格带建立差异化，避开低价红海与高端品牌正面竞争。</w:t>
       </w:r>
     </w:p>
     <w:p>
@@ -108,59 +88,7 @@
         <w:spacing w:after="120"/>
       </w:pPr>
       <w:r>
-        <w:rPr>
-          <w:rFonts w:eastAsia="Arial"/>
-          <w:color w:val="1A1A2E"/>
-        </w:rPr>
-        <w:t xml:space="preserve">推荐进入模式：自有品牌直营，标准店面积约900 </w:t>
-      </w:r>
-      <w:proofErr w:type="spellStart"/>
-      <w:r>
-        <w:rPr>
-          <w:rFonts w:eastAsia="Arial"/>
-          <w:color w:val="1A1A2E"/>
-        </w:rPr>
-        <w:t>sqft</w:t>
-      </w:r>
-      <w:proofErr w:type="spellEnd"/>
-      <w:r>
-        <w:rPr>
-          <w:rFonts w:eastAsia="Arial"/>
-          <w:color w:val="1A1A2E"/>
-        </w:rPr>
-        <w:t>。</w:t>
-      </w:r>
-      <w:proofErr w:type="gramStart"/>
-      <w:r>
-        <w:rPr>
-          <w:rFonts w:eastAsia="Arial"/>
-          <w:color w:val="1A1A2E"/>
-        </w:rPr>
-        <w:t>首店选址</w:t>
-      </w:r>
-      <w:proofErr w:type="gramEnd"/>
-      <w:r>
-        <w:rPr>
-          <w:rFonts w:eastAsia="Arial"/>
-          <w:color w:val="1A1A2E"/>
-        </w:rPr>
-        <w:t>建议万锦（Markham）Hwy 7走廊或列治文山（Richmond Hill），利用华人社区高消费密度与相对较低</w:t>
-      </w:r>
-      <w:proofErr w:type="gramStart"/>
-      <w:r>
-        <w:rPr>
-          <w:rFonts w:eastAsia="Arial"/>
-          <w:color w:val="1A1A2E"/>
-        </w:rPr>
-        <w:t>的竞品覆盖</w:t>
-      </w:r>
-      <w:proofErr w:type="gramEnd"/>
-      <w:r>
-        <w:rPr>
-          <w:rFonts w:eastAsia="Arial"/>
-          <w:color w:val="1A1A2E"/>
-        </w:rPr>
-        <w:t>度。</w:t>
+        <w:t>推进进入模式：引入国内品牌，标准店面积约900 sqft。首店选址建议万锦（Markham）Hwy 7走廊或列治文山（Richmond Hill），利用华人社区高消费密度与相对较低的竞品覆盖度。</w:t>
       </w:r>
     </w:p>
     <w:p>
